--- a/t32_s5.docx
+++ b/t32_s5.docx
@@ -3,2348 +3,998 @@
 <w:document xmlns:wpc="http://schemas.microsoft.com/office/word/2010/wordprocessingCanvas" xmlns:mo="http://schemas.microsoft.com/office/mac/office/2008/main" xmlns:mc="http://schemas.openxmlformats.org/markup-compatibility/2006" xmlns:mv="urn:schemas-microsoft-com:mac:vml" xmlns:o="urn:schemas-microsoft-com:office:office" xmlns:r="http://schemas.openxmlformats.org/officeDocument/2006/relationships" xmlns:m="http://schemas.openxmlformats.org/officeDocument/2006/math" xmlns:v="urn:schemas-microsoft-com:vml" xmlns:wp14="http://schemas.microsoft.com/office/word/2010/wordprocessingDrawing" xmlns:wp="http://schemas.openxmlformats.org/drawingml/2006/wordprocessingDrawing" xmlns:w10="urn:schemas-microsoft-com:office:word" xmlns:w="http://schemas.openxmlformats.org/wordprocessingml/2006/main" xmlns:w14="http://schemas.microsoft.com/office/word/2010/wordml" xmlns:wpg="http://schemas.microsoft.com/office/word/2010/wordprocessingGroup" xmlns:wpi="http://schemas.microsoft.com/office/word/2010/wordprocessingInk" xmlns:wne="http://schemas.microsoft.com/office/word/2006/wordml" xmlns:wps="http://schemas.microsoft.com/office/word/2010/wordprocessingShape" mc:Ignorable="w14 wp14">
   <w:body>
     <w:p>
-      <w:pPr>
-        <w:spacing w:after="40" w:before="120"/>
-      </w:pPr>
       <w:r>
-        <w:rPr>
-          <w:b w:val="0"/>
-          <w:i w:val="0"/>
-          <w:sz w:val="22"/>
-        </w:rPr>
-        <w:t>Question: Select the word closest in meaning to 'Enhance'.</w:t>
+        <w:t xml:space="preserve">Question: Which of the following is the longest wall in the world?</w:t>
       </w:r>
     </w:p>
     <w:p>
-      <w:pPr>
-        <w:spacing w:after="0" w:before="0"/>
-      </w:pPr>
       <w:r>
-        <w:rPr>
-          <w:b w:val="0"/>
-          <w:i w:val="0"/>
-          <w:sz w:val="22"/>
-        </w:rPr>
-        <w:t>(a) Diminish</w:t>
+        <w:t xml:space="preserve">(a) Great Wall of China</w:t>
       </w:r>
     </w:p>
     <w:p>
-      <w:pPr>
-        <w:spacing w:after="0" w:before="0"/>
-      </w:pPr>
       <w:r>
-        <w:rPr>
-          <w:b w:val="0"/>
-          <w:i w:val="0"/>
-          <w:sz w:val="22"/>
-        </w:rPr>
-        <w:t>(b) Improve</w:t>
+        <w:t xml:space="preserve">(b) Berlin Wall</w:t>
       </w:r>
     </w:p>
     <w:p>
-      <w:pPr>
-        <w:spacing w:after="0" w:before="0"/>
-      </w:pPr>
       <w:r>
-        <w:rPr>
-          <w:b w:val="0"/>
-          <w:i w:val="0"/>
-          <w:sz w:val="22"/>
-        </w:rPr>
-        <w:t>(c) Weaken</w:t>
+        <w:t xml:space="preserve">(c) Hadrian's Wall</w:t>
       </w:r>
     </w:p>
     <w:p>
-      <w:pPr>
-        <w:spacing w:after="0" w:before="0"/>
-      </w:pPr>
       <w:r>
-        <w:rPr>
-          <w:b w:val="0"/>
-          <w:i w:val="0"/>
-          <w:sz w:val="22"/>
-        </w:rPr>
-        <w:t>(d) Reduce</w:t>
+        <w:t xml:space="preserve">(d) Western Wall</w:t>
       </w:r>
     </w:p>
     <w:p>
-      <w:pPr>
-        <w:spacing w:after="0" w:before="40"/>
-      </w:pPr>
       <w:r>
-        <w:rPr>
-          <w:b/>
-          <w:i w:val="0"/>
-          <w:sz w:val="22"/>
-        </w:rPr>
-        <w:t>Answer: b</w:t>
+        <w:t xml:space="preserve">Answer: a</w:t>
       </w:r>
     </w:p>
     <w:p>
-      <w:pPr>
-        <w:spacing w:after="0" w:before="0"/>
-      </w:pPr>
       <w:r>
-        <w:rPr>
-          <w:b w:val="0"/>
-          <w:i w:val="0"/>
-          <w:sz w:val="21"/>
-        </w:rPr>
-        <w:t>Solution: 'Enhance' means to improve or increase the quality or value of something, so 'improve' is the closest synonym. Diminish, weaken, and reduce are antonyms.</w:t>
+        <w:t xml:space="preserve">Solution: The Great Wall of China, stretching about 21,000 km, is the longest wall in the world.</w:t>
       </w:r>
     </w:p>
     <w:p>
-      <w:pPr>
-        <w:spacing w:after="0" w:before="0"/>
-      </w:pPr>
       <w:r>
-        <w:rPr>
-          <w:b w:val="0"/>
-          <w:i w:val="0"/>
-          <w:sz w:val="20"/>
-        </w:rPr>
-        <w:t>Positive Marks: 1</w:t>
+        <w:t xml:space="preserve">Positive Marks: 1</w:t>
       </w:r>
     </w:p>
     <w:p>
-      <w:pPr>
-        <w:spacing w:after="160" w:before="0"/>
-      </w:pPr>
       <w:r>
-        <w:rPr>
-          <w:b w:val="0"/>
-          <w:i w:val="0"/>
-          <w:sz w:val="20"/>
-        </w:rPr>
-        <w:t>Negative Marks: 0.25</w:t>
+        <w:t xml:space="preserve">Negative Marks: 0.25</w:t>
       </w:r>
     </w:p>
     <w:p>
-      <w:pPr>
-        <w:spacing w:after="40" w:before="120"/>
-      </w:pPr>
       <w:r>
-        <w:rPr>
-          <w:b w:val="0"/>
-          <w:i w:val="0"/>
-          <w:sz w:val="22"/>
-        </w:rPr>
-        <w:t>Question: Which of the following words is spelled correctly?</w:t>
+        <w:t xml:space="preserve"/>
       </w:r>
     </w:p>
     <w:p>
-      <w:pPr>
-        <w:spacing w:after="0" w:before="0"/>
-      </w:pPr>
       <w:r>
-        <w:rPr>
-          <w:b w:val="0"/>
-          <w:i w:val="0"/>
-          <w:sz w:val="22"/>
-        </w:rPr>
-        <w:t>(a) Neccessary</w:t>
+        <w:t xml:space="preserve">Question: The largest planet in our solar system is:</w:t>
       </w:r>
     </w:p>
     <w:p>
-      <w:pPr>
-        <w:spacing w:after="0" w:before="0"/>
-      </w:pPr>
       <w:r>
-        <w:rPr>
-          <w:b w:val="0"/>
-          <w:i w:val="0"/>
-          <w:sz w:val="22"/>
-        </w:rPr>
-        <w:t>(b) Necesary</w:t>
+        <w:t xml:space="preserve">(a) Jupiter</w:t>
       </w:r>
     </w:p>
     <w:p>
-      <w:pPr>
-        <w:spacing w:after="0" w:before="0"/>
-      </w:pPr>
       <w:r>
-        <w:rPr>
-          <w:b w:val="0"/>
-          <w:i w:val="0"/>
-          <w:sz w:val="22"/>
-        </w:rPr>
-        <w:t>(c) Necessary</w:t>
+        <w:t xml:space="preserve">(b) Saturn</w:t>
       </w:r>
     </w:p>
     <w:p>
-      <w:pPr>
-        <w:spacing w:after="0" w:before="0"/>
-      </w:pPr>
       <w:r>
-        <w:rPr>
-          <w:b w:val="0"/>
-          <w:i w:val="0"/>
-          <w:sz w:val="22"/>
-        </w:rPr>
-        <w:t>(d) Neccesary</w:t>
+        <w:t xml:space="preserve">(c) Neptune</w:t>
       </w:r>
     </w:p>
     <w:p>
-      <w:pPr>
-        <w:spacing w:after="0" w:before="40"/>
-      </w:pPr>
       <w:r>
-        <w:rPr>
-          <w:b/>
-          <w:i w:val="0"/>
-          <w:sz w:val="22"/>
-        </w:rPr>
-        <w:t>Answer: c</w:t>
+        <w:t xml:space="preserve">(d) Earth</w:t>
       </w:r>
     </w:p>
     <w:p>
-      <w:pPr>
-        <w:spacing w:after="0" w:before="0"/>
-      </w:pPr>
       <w:r>
-        <w:rPr>
-          <w:b w:val="0"/>
-          <w:i w:val="0"/>
-          <w:sz w:val="21"/>
-        </w:rPr>
-        <w:t>Solution: 'Necessary' is the correct spelling with one 'c' and two 's's. The other options contain incorrect letter combinations.</w:t>
+        <w:t xml:space="preserve">Answer: a</w:t>
       </w:r>
     </w:p>
     <w:p>
-      <w:pPr>
-        <w:spacing w:after="0" w:before="0"/>
-      </w:pPr>
       <w:r>
-        <w:rPr>
-          <w:b w:val="0"/>
-          <w:i w:val="0"/>
-          <w:sz w:val="20"/>
-        </w:rPr>
-        <w:t>Positive Marks: 1</w:t>
+        <w:t xml:space="preserve">Solution: Jupiter is the largest planet, with a diameter of about 142,984 km — more than 11 times that of Earth.</w:t>
       </w:r>
     </w:p>
     <w:p>
-      <w:pPr>
-        <w:spacing w:after="160" w:before="0"/>
-      </w:pPr>
       <w:r>
-        <w:rPr>
-          <w:b w:val="0"/>
-          <w:i w:val="0"/>
-          <w:sz w:val="20"/>
-        </w:rPr>
-        <w:t>Negative Marks: 0.25</w:t>
+        <w:t xml:space="preserve">Positive Marks: 1</w:t>
       </w:r>
     </w:p>
     <w:p>
-      <w:pPr>
-        <w:spacing w:after="40" w:before="120"/>
-      </w:pPr>
       <w:r>
-        <w:rPr>
-          <w:b w:val="0"/>
-          <w:i w:val="0"/>
-          <w:sz w:val="22"/>
-        </w:rPr>
-        <w:t>Question: Fill in the blank with the correct preposition: 'She has been working as a staff nurse here ______ 2015.'</w:t>
+        <w:t xml:space="preserve">Negative Marks: 0.25</w:t>
       </w:r>
     </w:p>
     <w:p>
-      <w:pPr>
-        <w:spacing w:after="0" w:before="0"/>
-      </w:pPr>
       <w:r>
-        <w:rPr>
-          <w:b w:val="0"/>
-          <w:i w:val="0"/>
-          <w:sz w:val="22"/>
-        </w:rPr>
-        <w:t>(a) for</w:t>
+        <w:t xml:space="preserve"/>
       </w:r>
     </w:p>
     <w:p>
-      <w:pPr>
-        <w:spacing w:after="0" w:before="0"/>
-      </w:pPr>
       <w:r>
-        <w:rPr>
-          <w:b w:val="0"/>
-          <w:i w:val="0"/>
-          <w:sz w:val="22"/>
-        </w:rPr>
-        <w:t>(b) since</w:t>
+        <w:t xml:space="preserve">Question: In a class of 40 students, 60% are girls. How many boys are in the class?</w:t>
       </w:r>
     </w:p>
     <w:p>
-      <w:pPr>
-        <w:spacing w:after="0" w:before="0"/>
-      </w:pPr>
       <w:r>
-        <w:rPr>
-          <w:b w:val="0"/>
-          <w:i w:val="0"/>
-          <w:sz w:val="22"/>
-        </w:rPr>
-        <w:t>(c) from</w:t>
+        <w:t xml:space="preserve">(a) 16</w:t>
       </w:r>
     </w:p>
     <w:p>
-      <w:pPr>
-        <w:spacing w:after="0" w:before="0"/>
-      </w:pPr>
       <w:r>
-        <w:rPr>
-          <w:b w:val="0"/>
-          <w:i w:val="0"/>
-          <w:sz w:val="22"/>
-        </w:rPr>
-        <w:t>(d) by</w:t>
+        <w:t xml:space="preserve">(b) 24</w:t>
       </w:r>
     </w:p>
     <w:p>
-      <w:pPr>
-        <w:spacing w:after="0" w:before="40"/>
-      </w:pPr>
       <w:r>
-        <w:rPr>
-          <w:b/>
-          <w:i w:val="0"/>
-          <w:sz w:val="22"/>
-        </w:rPr>
-        <w:t>Answer: b</w:t>
+        <w:t xml:space="preserve">(c) 20</w:t>
       </w:r>
     </w:p>
     <w:p>
-      <w:pPr>
-        <w:spacing w:after="0" w:before="0"/>
-      </w:pPr>
       <w:r>
-        <w:rPr>
-          <w:b w:val="0"/>
-          <w:i w:val="0"/>
-          <w:sz w:val="21"/>
-        </w:rPr>
-        <w:t>Solution: 'Since' is used with a point in time (2015) to indicate duration from that point to the present. 'For' is used with a period of time (e.g., for five years).</w:t>
+        <w:t xml:space="preserve">(d) 14</w:t>
       </w:r>
     </w:p>
     <w:p>
-      <w:pPr>
-        <w:spacing w:after="0" w:before="0"/>
-      </w:pPr>
       <w:r>
-        <w:rPr>
-          <w:b w:val="0"/>
-          <w:i w:val="0"/>
-          <w:sz w:val="20"/>
-        </w:rPr>
-        <w:t>Positive Marks: 1</w:t>
+        <w:t xml:space="preserve">Answer: a</w:t>
       </w:r>
     </w:p>
     <w:p>
-      <w:pPr>
-        <w:spacing w:after="160" w:before="0"/>
-      </w:pPr>
       <w:r>
-        <w:rPr>
-          <w:b w:val="0"/>
-          <w:i w:val="0"/>
-          <w:sz w:val="20"/>
-        </w:rPr>
-        <w:t>Negative Marks: 0.25</w:t>
+        <w:t xml:space="preserve">Solution: Girls = 60% of 40 = 24. Boys = 40 − 24 = 16.</w:t>
       </w:r>
     </w:p>
     <w:p>
-      <w:pPr>
-        <w:spacing w:after="40" w:before="120"/>
-      </w:pPr>
       <w:r>
-        <w:rPr>
-          <w:b w:val="0"/>
-          <w:i w:val="0"/>
-          <w:sz w:val="22"/>
-        </w:rPr>
-        <w:t>Question: Choose the one-word substitute for: 'One who can use both hands with equal ease.'</w:t>
+        <w:t xml:space="preserve">Positive Marks: 1</w:t>
       </w:r>
     </w:p>
     <w:p>
-      <w:pPr>
-        <w:spacing w:after="0" w:before="0"/>
-      </w:pPr>
       <w:r>
-        <w:rPr>
-          <w:b w:val="0"/>
-          <w:i w:val="0"/>
-          <w:sz w:val="22"/>
-        </w:rPr>
-        <w:t>(a) Ambidextrous</w:t>
+        <w:t xml:space="preserve">Negative Marks: 0.25</w:t>
       </w:r>
     </w:p>
     <w:p>
-      <w:pPr>
-        <w:spacing w:after="0" w:before="0"/>
-      </w:pPr>
       <w:r>
-        <w:rPr>
-          <w:b w:val="0"/>
-          <w:i w:val="0"/>
-          <w:sz w:val="22"/>
-        </w:rPr>
-        <w:t>(b) Ambiguous</w:t>
+        <w:t xml:space="preserve"/>
       </w:r>
     </w:p>
     <w:p>
-      <w:pPr>
-        <w:spacing w:after="0" w:before="0"/>
-      </w:pPr>
       <w:r>
-        <w:rPr>
-          <w:b w:val="0"/>
-          <w:i w:val="0"/>
-          <w:sz w:val="22"/>
-        </w:rPr>
-        <w:t>(c) Ambitious</w:t>
+        <w:t xml:space="preserve">Question: Which of the following is used to connect a computer to the internet?</w:t>
       </w:r>
     </w:p>
     <w:p>
-      <w:pPr>
-        <w:spacing w:after="0" w:before="0"/>
-      </w:pPr>
       <w:r>
-        <w:rPr>
-          <w:b w:val="0"/>
-          <w:i w:val="0"/>
-          <w:sz w:val="22"/>
-        </w:rPr>
-        <w:t>(d) Amiable</w:t>
+        <w:t xml:space="preserve">(a) Modem</w:t>
       </w:r>
     </w:p>
     <w:p>
-      <w:pPr>
-        <w:spacing w:after="0" w:before="40"/>
-      </w:pPr>
       <w:r>
-        <w:rPr>
-          <w:b/>
-          <w:i w:val="0"/>
-          <w:sz w:val="22"/>
-        </w:rPr>
-        <w:t>Answer: a</w:t>
+        <w:t xml:space="preserve">(b) Monitor</w:t>
       </w:r>
     </w:p>
     <w:p>
-      <w:pPr>
-        <w:spacing w:after="0" w:before="0"/>
-      </w:pPr>
       <w:r>
-        <w:rPr>
-          <w:b w:val="0"/>
-          <w:i w:val="0"/>
-          <w:sz w:val="21"/>
-        </w:rPr>
-        <w:t>Solution: An ambidextrous person can use both hands with equal ease. 'Ambiguous' means having two possible meanings, 'ambitious' means strongly desiring success, and 'amiable' means friendly and pleasant.</w:t>
+        <w:t xml:space="preserve">(c) Speaker</w:t>
       </w:r>
     </w:p>
     <w:p>
-      <w:pPr>
-        <w:spacing w:after="0" w:before="0"/>
-      </w:pPr>
       <w:r>
-        <w:rPr>
-          <w:b w:val="0"/>
-          <w:i w:val="0"/>
-          <w:sz w:val="20"/>
-        </w:rPr>
-        <w:t>Positive Marks: 1</w:t>
+        <w:t xml:space="preserve">(d) Printer</w:t>
       </w:r>
     </w:p>
     <w:p>
-      <w:pPr>
-        <w:spacing w:after="160" w:before="0"/>
-      </w:pPr>
       <w:r>
-        <w:rPr>
-          <w:b w:val="0"/>
-          <w:i w:val="0"/>
-          <w:sz w:val="20"/>
-        </w:rPr>
-        <w:t>Negative Marks: 0.25</w:t>
+        <w:t xml:space="preserve">Answer: a</w:t>
       </w:r>
     </w:p>
     <w:p>
-      <w:pPr>
-        <w:spacing w:after="40" w:before="120"/>
-      </w:pPr>
       <w:r>
-        <w:rPr>
-          <w:b w:val="0"/>
-          <w:i w:val="0"/>
-          <w:sz w:val="22"/>
-        </w:rPr>
-        <w:t>Question: What is the meaning of the idiom 'once in a blue moon'?</w:t>
+        <w:t xml:space="preserve">Solution: A modem modulates and demodulates signals, connecting a computer to the internet over telephone, cable, or fiber lines.</w:t>
       </w:r>
     </w:p>
     <w:p>
-      <w:pPr>
-        <w:spacing w:after="0" w:before="0"/>
-      </w:pPr>
       <w:r>
-        <w:rPr>
-          <w:b w:val="0"/>
-          <w:i w:val="0"/>
-          <w:sz w:val="22"/>
-        </w:rPr>
-        <w:t>(a) Every night</w:t>
+        <w:t xml:space="preserve">Positive Marks: 1</w:t>
       </w:r>
     </w:p>
     <w:p>
-      <w:pPr>
-        <w:spacing w:after="0" w:before="0"/>
-      </w:pPr>
       <w:r>
-        <w:rPr>
-          <w:b w:val="0"/>
-          <w:i w:val="0"/>
-          <w:sz w:val="22"/>
-        </w:rPr>
-        <w:t>(b) Very rarely</w:t>
+        <w:t xml:space="preserve">Negative Marks: 0.25</w:t>
       </w:r>
     </w:p>
     <w:p>
-      <w:pPr>
-        <w:spacing w:after="0" w:before="0"/>
-      </w:pPr>
       <w:r>
-        <w:rPr>
-          <w:b w:val="0"/>
-          <w:i w:val="0"/>
-          <w:sz w:val="22"/>
-        </w:rPr>
-        <w:t>(c) During a full moon</w:t>
+        <w:t xml:space="preserve"/>
       </w:r>
     </w:p>
     <w:p>
-      <w:pPr>
-        <w:spacing w:after="0" w:before="0"/>
-      </w:pPr>
       <w:r>
-        <w:rPr>
-          <w:b w:val="0"/>
-          <w:i w:val="0"/>
-          <w:sz w:val="22"/>
-        </w:rPr>
-        <w:t>(d) Every day</w:t>
+        <w:t xml:space="preserve">Question: The Ashoka Chakra on the Indian flag has how many spokes?</w:t>
       </w:r>
     </w:p>
     <w:p>
-      <w:pPr>
-        <w:spacing w:after="0" w:before="40"/>
-      </w:pPr>
       <w:r>
-        <w:rPr>
-          <w:b/>
-          <w:i w:val="0"/>
-          <w:sz w:val="22"/>
-        </w:rPr>
-        <w:t>Answer: b</w:t>
+        <w:t xml:space="preserve">(a) 24</w:t>
       </w:r>
     </w:p>
     <w:p>
-      <w:pPr>
-        <w:spacing w:after="0" w:before="0"/>
-      </w:pPr>
       <w:r>
-        <w:rPr>
-          <w:b w:val="0"/>
-          <w:i w:val="0"/>
-          <w:sz w:val="21"/>
-        </w:rPr>
-        <w:t>Solution: 'Once in a blue moon' means very rarely or almost never. It refers to an event that happens extremely infrequently, not literally to the moon.</w:t>
+        <w:t xml:space="preserve">(b) 12</w:t>
       </w:r>
     </w:p>
     <w:p>
-      <w:pPr>
-        <w:spacing w:after="0" w:before="0"/>
-      </w:pPr>
       <w:r>
-        <w:rPr>
-          <w:b w:val="0"/>
-          <w:i w:val="0"/>
-          <w:sz w:val="20"/>
-        </w:rPr>
-        <w:t>Positive Marks: 1</w:t>
+        <w:t xml:space="preserve">(c) 28</w:t>
       </w:r>
     </w:p>
     <w:p>
-      <w:pPr>
-        <w:spacing w:after="160" w:before="0"/>
-      </w:pPr>
       <w:r>
-        <w:rPr>
-          <w:b w:val="0"/>
-          <w:i w:val="0"/>
-          <w:sz w:val="20"/>
-        </w:rPr>
-        <w:t>Negative Marks: 0.25</w:t>
+        <w:t xml:space="preserve">(d) 16</w:t>
       </w:r>
     </w:p>
     <w:p>
-      <w:pPr>
-        <w:spacing w:after="40" w:before="120"/>
-      </w:pPr>
       <w:r>
-        <w:rPr>
-          <w:b w:val="0"/>
-          <w:i w:val="0"/>
-          <w:sz w:val="22"/>
-        </w:rPr>
-        <w:t>Question: Change into passive voice: 'The nurse will administer the vaccine tomorrow.'</w:t>
+        <w:t xml:space="preserve">Answer: a</w:t>
       </w:r>
     </w:p>
     <w:p>
-      <w:pPr>
-        <w:spacing w:after="0" w:before="0"/>
-      </w:pPr>
       <w:r>
-        <w:rPr>
-          <w:b w:val="0"/>
-          <w:i w:val="0"/>
-          <w:sz w:val="22"/>
-        </w:rPr>
-        <w:t>(a) The vaccine will be administered by the nurse tomorrow</w:t>
+        <w:t xml:space="preserve">Solution: The Ashoka Chakra, in navy blue at the center of the Indian flag, has 24 spokes, representing the wheel of law (Dharma Chakra).</w:t>
       </w:r>
     </w:p>
     <w:p>
-      <w:pPr>
-        <w:spacing w:after="0" w:before="0"/>
-      </w:pPr>
       <w:r>
-        <w:rPr>
-          <w:b w:val="0"/>
-          <w:i w:val="0"/>
-          <w:sz w:val="22"/>
-        </w:rPr>
-        <w:t>(b) The vaccine was administered by the nurse tomorrow</w:t>
+        <w:t xml:space="preserve">Positive Marks: 1</w:t>
       </w:r>
     </w:p>
     <w:p>
-      <w:pPr>
-        <w:spacing w:after="0" w:before="0"/>
-      </w:pPr>
       <w:r>
-        <w:rPr>
-          <w:b w:val="0"/>
-          <w:i w:val="0"/>
-          <w:sz w:val="22"/>
-        </w:rPr>
-        <w:t>(c) The vaccine is administered by the nurse tomorrow</w:t>
+        <w:t xml:space="preserve">Negative Marks: 0.25</w:t>
       </w:r>
     </w:p>
     <w:p>
-      <w:pPr>
-        <w:spacing w:after="0" w:before="0"/>
-      </w:pPr>
       <w:r>
-        <w:rPr>
-          <w:b w:val="0"/>
-          <w:i w:val="0"/>
-          <w:sz w:val="22"/>
-        </w:rPr>
-        <w:t>(d) The vaccine will administer the nurse tomorrow</w:t>
+        <w:t xml:space="preserve"/>
       </w:r>
     </w:p>
     <w:p>
-      <w:pPr>
-        <w:spacing w:after="0" w:before="40"/>
-      </w:pPr>
       <w:r>
-        <w:rPr>
-          <w:b/>
-          <w:i w:val="0"/>
-          <w:sz w:val="22"/>
-        </w:rPr>
-        <w:t>Answer: a</w:t>
+        <w:t xml:space="preserve">Question: If 5 workers can build a wall in 12 days, how many days will 6 workers take to build the same wall?</w:t>
       </w:r>
     </w:p>
     <w:p>
-      <w:pPr>
-        <w:spacing w:after="0" w:before="0"/>
-      </w:pPr>
       <w:r>
-        <w:rPr>
-          <w:b w:val="0"/>
-          <w:i w:val="0"/>
-          <w:sz w:val="21"/>
-        </w:rPr>
-        <w:t>Solution: The future simple active ('will administer') becomes 'will be administered' in passive voice, with the object 'the vaccine' as the new subject: 'The vaccine will be administered by the nurse tomorrow.'</w:t>
+        <w:t xml:space="preserve">(a) 10 days</w:t>
       </w:r>
     </w:p>
     <w:p>
-      <w:pPr>
-        <w:spacing w:after="0" w:before="0"/>
-      </w:pPr>
       <w:r>
-        <w:rPr>
-          <w:b w:val="0"/>
-          <w:i w:val="0"/>
-          <w:sz w:val="20"/>
-        </w:rPr>
-        <w:t>Positive Marks: 1</w:t>
+        <w:t xml:space="preserve">(b) 12 days</w:t>
       </w:r>
     </w:p>
     <w:p>
-      <w:pPr>
-        <w:spacing w:after="160" w:before="0"/>
-      </w:pPr>
       <w:r>
-        <w:rPr>
-          <w:b w:val="0"/>
-          <w:i w:val="0"/>
-          <w:sz w:val="20"/>
-        </w:rPr>
-        <w:t>Negative Marks: 0.25</w:t>
+        <w:t xml:space="preserve">(c) 14 days</w:t>
       </w:r>
     </w:p>
     <w:p>
-      <w:pPr>
-        <w:spacing w:after="40" w:before="120"/>
-      </w:pPr>
       <w:r>
-        <w:rPr>
-          <w:b w:val="0"/>
-          <w:i w:val="0"/>
-          <w:sz w:val="22"/>
-        </w:rPr>
-        <w:t>Question: Identify the part of the sentence that contains an error: 'Neither of the nurses (a) were available (b) when the code was called (c) on the night shift (d).'</w:t>
+        <w:t xml:space="preserve">(d) 8 days</w:t>
       </w:r>
     </w:p>
     <w:p>
-      <w:pPr>
-        <w:spacing w:after="0" w:before="0"/>
-      </w:pPr>
       <w:r>
-        <w:rPr>
-          <w:b w:val="0"/>
-          <w:i w:val="0"/>
-          <w:sz w:val="22"/>
-        </w:rPr>
-        <w:t>(a) (a) Neither of the nurses</w:t>
+        <w:t xml:space="preserve">Answer: a</w:t>
       </w:r>
     </w:p>
     <w:p>
-      <w:pPr>
-        <w:spacing w:after="0" w:before="0"/>
-      </w:pPr>
       <w:r>
-        <w:rPr>
-          <w:b w:val="0"/>
-          <w:i w:val="0"/>
-          <w:sz w:val="22"/>
-        </w:rPr>
-        <w:t>(b) (b) were available</w:t>
+        <w:t xml:space="preserve">Solution: Total work = 5 × 12 = 60 worker-days. With 6 workers: 60 ÷ 6 = 10 days.</w:t>
       </w:r>
     </w:p>
     <w:p>
-      <w:pPr>
-        <w:spacing w:after="0" w:before="0"/>
-      </w:pPr>
       <w:r>
-        <w:rPr>
-          <w:b w:val="0"/>
-          <w:i w:val="0"/>
-          <w:sz w:val="22"/>
-        </w:rPr>
-        <w:t>(c) (c) when the code was called</w:t>
+        <w:t xml:space="preserve">Positive Marks: 1</w:t>
       </w:r>
     </w:p>
     <w:p>
-      <w:pPr>
-        <w:spacing w:after="0" w:before="0"/>
-      </w:pPr>
       <w:r>
-        <w:rPr>
-          <w:b w:val="0"/>
-          <w:i w:val="0"/>
-          <w:sz w:val="22"/>
-        </w:rPr>
-        <w:t>(d) (d) on the night shift</w:t>
+        <w:t xml:space="preserve">Negative Marks: 0.25</w:t>
       </w:r>
     </w:p>
     <w:p>
-      <w:pPr>
-        <w:spacing w:after="0" w:before="40"/>
-      </w:pPr>
       <w:r>
-        <w:rPr>
-          <w:b/>
-          <w:i w:val="0"/>
-          <w:sz w:val="22"/>
-        </w:rPr>
-        <w:t>Answer: b</w:t>
+        <w:t xml:space="preserve"/>
       </w:r>
     </w:p>
     <w:p>
-      <w:pPr>
-        <w:spacing w:after="0" w:before="0"/>
-      </w:pPr>
       <w:r>
-        <w:rPr>
-          <w:b w:val="0"/>
-          <w:i w:val="0"/>
-          <w:sz w:val="21"/>
-        </w:rPr>
-        <w:t>Solution: With 'neither of', the verb must be singular: 'Neither of the nurses WAS available.' The other parts are grammatically correct.</w:t>
+        <w:t xml:space="preserve">Question: Which of the following is a volatile memory?</w:t>
       </w:r>
     </w:p>
     <w:p>
-      <w:pPr>
-        <w:spacing w:after="0" w:before="0"/>
-      </w:pPr>
       <w:r>
-        <w:rPr>
-          <w:b w:val="0"/>
-          <w:i w:val="0"/>
-          <w:sz w:val="20"/>
-        </w:rPr>
-        <w:t>Positive Marks: 1</w:t>
+        <w:t xml:space="preserve">(a) RAM</w:t>
       </w:r>
     </w:p>
     <w:p>
-      <w:pPr>
-        <w:spacing w:after="160" w:before="0"/>
-      </w:pPr>
       <w:r>
-        <w:rPr>
-          <w:b w:val="0"/>
-          <w:i w:val="0"/>
-          <w:sz w:val="20"/>
-        </w:rPr>
-        <w:t>Negative Marks: 0.25</w:t>
+        <w:t xml:space="preserve">(b) ROM</w:t>
       </w:r>
     </w:p>
     <w:p>
-      <w:pPr>
-        <w:spacing w:after="40" w:before="120"/>
-      </w:pPr>
       <w:r>
-        <w:rPr>
-          <w:b w:val="0"/>
-          <w:i w:val="0"/>
-          <w:sz w:val="22"/>
-        </w:rPr>
-        <w:t>Question: Select the antonym of 'Rigid'.</w:t>
+        <w:t xml:space="preserve">(c) Hard disk</w:t>
       </w:r>
     </w:p>
     <w:p>
-      <w:pPr>
-        <w:spacing w:after="0" w:before="0"/>
-      </w:pPr>
       <w:r>
-        <w:rPr>
-          <w:b w:val="0"/>
-          <w:i w:val="0"/>
-          <w:sz w:val="22"/>
-        </w:rPr>
-        <w:t>(a) Stiff</w:t>
+        <w:t xml:space="preserve">(d) Pen drive</w:t>
       </w:r>
     </w:p>
     <w:p>
-      <w:pPr>
-        <w:spacing w:after="0" w:before="0"/>
-      </w:pPr>
       <w:r>
-        <w:rPr>
-          <w:b w:val="0"/>
-          <w:i w:val="0"/>
-          <w:sz w:val="22"/>
-        </w:rPr>
-        <w:t>(b) Inflexible</w:t>
+        <w:t xml:space="preserve">Answer: a</w:t>
       </w:r>
     </w:p>
     <w:p>
-      <w:pPr>
-        <w:spacing w:after="0" w:before="0"/>
-      </w:pPr>
       <w:r>
-        <w:rPr>
-          <w:b w:val="0"/>
-          <w:i w:val="0"/>
-          <w:sz w:val="22"/>
-        </w:rPr>
-        <w:t>(c) Flexible</w:t>
+        <w:t xml:space="preserve">Solution: RAM loses its data when power is off, making it volatile. ROM, hard disks, and pen drives retain data without power.</w:t>
       </w:r>
     </w:p>
     <w:p>
-      <w:pPr>
-        <w:spacing w:after="0" w:before="0"/>
-      </w:pPr>
       <w:r>
-        <w:rPr>
-          <w:b w:val="0"/>
-          <w:i w:val="0"/>
-          <w:sz w:val="22"/>
-        </w:rPr>
-        <w:t>(d) Hard</w:t>
+        <w:t xml:space="preserve">Positive Marks: 1</w:t>
       </w:r>
     </w:p>
     <w:p>
-      <w:pPr>
-        <w:spacing w:after="0" w:before="40"/>
-      </w:pPr>
       <w:r>
-        <w:rPr>
-          <w:b/>
-          <w:i w:val="0"/>
-          <w:sz w:val="22"/>
-        </w:rPr>
-        <w:t>Answer: c</w:t>
+        <w:t xml:space="preserve">Negative Marks: 0.25</w:t>
       </w:r>
     </w:p>
     <w:p>
-      <w:pPr>
-        <w:spacing w:after="0" w:before="0"/>
-      </w:pPr>
       <w:r>
-        <w:rPr>
-          <w:b w:val="0"/>
-          <w:i w:val="0"/>
-          <w:sz w:val="21"/>
-        </w:rPr>
-        <w:t>Solution: 'Rigid' means stiff, unbending, or inflexible; its opposite is 'flexible'. Stiff, inflexible, and hard are synonyms of rigid.</w:t>
+        <w:t xml:space="preserve"/>
       </w:r>
     </w:p>
     <w:p>
-      <w:pPr>
-        <w:spacing w:after="0" w:before="0"/>
-      </w:pPr>
       <w:r>
-        <w:rPr>
-          <w:b w:val="0"/>
-          <w:i w:val="0"/>
-          <w:sz w:val="20"/>
-        </w:rPr>
-        <w:t>Positive Marks: 1</w:t>
+        <w:t xml:space="preserve">Question: The Sundarbans delta is formed by which rivers?</w:t>
       </w:r>
     </w:p>
     <w:p>
-      <w:pPr>
-        <w:spacing w:after="160" w:before="0"/>
-      </w:pPr>
       <w:r>
-        <w:rPr>
-          <w:b w:val="0"/>
-          <w:i w:val="0"/>
-          <w:sz w:val="20"/>
-        </w:rPr>
-        <w:t>Negative Marks: 0.25</w:t>
+        <w:t xml:space="preserve">(a) Ganga and Brahmaputra</w:t>
       </w:r>
     </w:p>
     <w:p>
-      <w:pPr>
-        <w:spacing w:after="40" w:before="120"/>
-      </w:pPr>
       <w:r>
-        <w:rPr>
-          <w:b w:val="0"/>
-          <w:i w:val="0"/>
-          <w:sz w:val="22"/>
-        </w:rPr>
-        <w:t>Question: A patient is prescribed 500 mg of amoxicillin. The available syrup contains 250 mg per 5 mL. How many millilitres should the nurse administer?</w:t>
+        <w:t xml:space="preserve">(b) Indus and Jhelum</w:t>
       </w:r>
     </w:p>
     <w:p>
-      <w:pPr>
-        <w:spacing w:after="0" w:before="0"/>
-      </w:pPr>
       <w:r>
-        <w:rPr>
-          <w:b w:val="0"/>
-          <w:i w:val="0"/>
-          <w:sz w:val="22"/>
-        </w:rPr>
-        <w:t>(a) 5 mL</w:t>
+        <w:t xml:space="preserve">(c) Narmada and Tapi</w:t>
       </w:r>
     </w:p>
     <w:p>
-      <w:pPr>
-        <w:spacing w:after="0" w:before="0"/>
-      </w:pPr>
       <w:r>
-        <w:rPr>
-          <w:b w:val="0"/>
-          <w:i w:val="0"/>
-          <w:sz w:val="22"/>
-        </w:rPr>
-        <w:t>(b) 7.5 mL</w:t>
+        <w:t xml:space="preserve">(d) Krishna and Godavari</w:t>
       </w:r>
     </w:p>
     <w:p>
-      <w:pPr>
-        <w:spacing w:after="0" w:before="0"/>
-      </w:pPr>
       <w:r>
-        <w:rPr>
-          <w:b w:val="0"/>
-          <w:i w:val="0"/>
-          <w:sz w:val="22"/>
-        </w:rPr>
-        <w:t>(c) 10 mL</w:t>
+        <w:t xml:space="preserve">Answer: a</w:t>
       </w:r>
     </w:p>
     <w:p>
-      <w:pPr>
-        <w:spacing w:after="0" w:before="0"/>
-      </w:pPr>
       <w:r>
-        <w:rPr>
-          <w:b w:val="0"/>
-          <w:i w:val="0"/>
-          <w:sz w:val="22"/>
-        </w:rPr>
-        <w:t>(d) 20 mL</w:t>
+        <w:t xml:space="preserve">Solution: The Sundarbans, the world's largest mangrove forest, is formed by the delta of the Ganga and Brahmaputra rivers in West Bengal and Bangladesh.</w:t>
       </w:r>
     </w:p>
     <w:p>
-      <w:pPr>
-        <w:spacing w:after="0" w:before="40"/>
-      </w:pPr>
       <w:r>
-        <w:rPr>
-          <w:b/>
-          <w:i w:val="0"/>
-          <w:sz w:val="22"/>
-        </w:rPr>
-        <w:t>Answer: c</w:t>
+        <w:t xml:space="preserve">Positive Marks: 1</w:t>
       </w:r>
     </w:p>
     <w:p>
-      <w:pPr>
-        <w:spacing w:after="0" w:before="0"/>
-      </w:pPr>
       <w:r>
-        <w:rPr>
-          <w:b w:val="0"/>
-          <w:i w:val="0"/>
-          <w:sz w:val="21"/>
-        </w:rPr>
-        <w:t>Solution: Dose = (prescribed dose ÷ available dose) × volume = (500 ÷ 250) × 5 = 2 × 5 = 10 mL.</w:t>
+        <w:t xml:space="preserve">Negative Marks: 0.25</w:t>
       </w:r>
     </w:p>
     <w:p>
-      <w:pPr>
-        <w:spacing w:after="0" w:before="0"/>
-      </w:pPr>
       <w:r>
-        <w:rPr>
-          <w:b w:val="0"/>
-          <w:i w:val="0"/>
-          <w:sz w:val="20"/>
-        </w:rPr>
-        <w:t>Positive Marks: 1</w:t>
+        <w:t xml:space="preserve"/>
       </w:r>
     </w:p>
     <w:p>
-      <w:pPr>
-        <w:spacing w:after="160" w:before="0"/>
-      </w:pPr>
       <w:r>
-        <w:rPr>
-          <w:b w:val="0"/>
-          <w:i w:val="0"/>
-          <w:sz w:val="20"/>
-        </w:rPr>
-        <w:t>Negative Marks: 0.25</w:t>
+        <w:t xml:space="preserve">Question: The first Governor-General of independent India was:</w:t>
       </w:r>
     </w:p>
     <w:p>
-      <w:pPr>
-        <w:spacing w:after="40" w:before="120"/>
-      </w:pPr>
       <w:r>
-        <w:rPr>
-          <w:b w:val="0"/>
-          <w:i w:val="0"/>
-          <w:sz w:val="22"/>
-        </w:rPr>
-        <w:t>Question: A 200-bed hospital has 65% of its beds occupied. How many beds are vacant?</w:t>
+        <w:t xml:space="preserve">(a) Lord Mountbatten</w:t>
       </w:r>
     </w:p>
     <w:p>
-      <w:pPr>
-        <w:spacing w:after="0" w:before="0"/>
-      </w:pPr>
       <w:r>
-        <w:rPr>
-          <w:b w:val="0"/>
-          <w:i w:val="0"/>
-          <w:sz w:val="22"/>
-        </w:rPr>
-        <w:t>(a) 60</w:t>
+        <w:t xml:space="preserve">(b) C. Rajagopalachari</w:t>
       </w:r>
     </w:p>
     <w:p>
-      <w:pPr>
-        <w:spacing w:after="0" w:before="0"/>
-      </w:pPr>
       <w:r>
-        <w:rPr>
-          <w:b w:val="0"/>
-          <w:i w:val="0"/>
-          <w:sz w:val="22"/>
-        </w:rPr>
-        <w:t>(b) 65</w:t>
+        <w:t xml:space="preserve">(c) Rajendra Prasad</w:t>
       </w:r>
     </w:p>
     <w:p>
-      <w:pPr>
-        <w:spacing w:after="0" w:before="0"/>
-      </w:pPr>
       <w:r>
-        <w:rPr>
-          <w:b w:val="0"/>
-          <w:i w:val="0"/>
-          <w:sz w:val="22"/>
-        </w:rPr>
-        <w:t>(c) 70</w:t>
+        <w:t xml:space="preserve">(d) Jawaharlal Nehru</w:t>
       </w:r>
     </w:p>
     <w:p>
-      <w:pPr>
-        <w:spacing w:after="0" w:before="0"/>
-      </w:pPr>
       <w:r>
-        <w:rPr>
-          <w:b w:val="0"/>
-          <w:i w:val="0"/>
-          <w:sz w:val="22"/>
-        </w:rPr>
-        <w:t>(d) 130</w:t>
+        <w:t xml:space="preserve">Answer: a</w:t>
       </w:r>
     </w:p>
     <w:p>
-      <w:pPr>
-        <w:spacing w:after="0" w:before="40"/>
-      </w:pPr>
       <w:r>
-        <w:rPr>
-          <w:b/>
-          <w:i w:val="0"/>
-          <w:sz w:val="22"/>
-        </w:rPr>
-        <w:t>Answer: c</w:t>
+        <w:t xml:space="preserve">Solution: Lord Mountbatten served as the first Governor-General of independent India (1947–48), succeeded by C. Rajagopalachari.</w:t>
       </w:r>
     </w:p>
     <w:p>
-      <w:pPr>
-        <w:spacing w:after="0" w:before="0"/>
-      </w:pPr>
       <w:r>
-        <w:rPr>
-          <w:b w:val="0"/>
-          <w:i w:val="0"/>
-          <w:sz w:val="21"/>
-        </w:rPr>
-        <w:t>Solution: Occupied beds = 65% of 200 = 0.65 × 200 = 130. Vacant beds = 200 − 130 = 70.</w:t>
+        <w:t xml:space="preserve">Positive Marks: 1</w:t>
       </w:r>
     </w:p>
     <w:p>
-      <w:pPr>
-        <w:spacing w:after="0" w:before="0"/>
-      </w:pPr>
       <w:r>
-        <w:rPr>
-          <w:b w:val="0"/>
-          <w:i w:val="0"/>
-          <w:sz w:val="20"/>
-        </w:rPr>
-        <w:t>Positive Marks: 1</w:t>
+        <w:t xml:space="preserve">Negative Marks: 0.25</w:t>
       </w:r>
     </w:p>
     <w:p>
-      <w:pPr>
-        <w:spacing w:after="160" w:before="0"/>
-      </w:pPr>
       <w:r>
-        <w:rPr>
-          <w:b w:val="0"/>
-          <w:i w:val="0"/>
-          <w:sz w:val="20"/>
-        </w:rPr>
-        <w:t>Negative Marks: 0.25</w:t>
+        <w:t xml:space="preserve"/>
       </w:r>
     </w:p>
     <w:p>
-      <w:pPr>
-        <w:spacing w:after="40" w:before="120"/>
-      </w:pPr>
       <w:r>
-        <w:rPr>
-          <w:b w:val="0"/>
-          <w:i w:val="0"/>
-          <w:sz w:val="22"/>
-        </w:rPr>
-        <w:t>Question: Which river is known as the 'Dakshin Ganga' (Ganga of the South)?</w:t>
+        <w:t xml:space="preserve">Question: Which of the following is the correct expansion of "LCD"?</w:t>
       </w:r>
     </w:p>
     <w:p>
-      <w:pPr>
-        <w:spacing w:after="0" w:before="0"/>
-      </w:pPr>
       <w:r>
-        <w:rPr>
-          <w:b w:val="0"/>
-          <w:i w:val="0"/>
-          <w:sz w:val="22"/>
-        </w:rPr>
-        <w:t>(a) Godavari</w:t>
+        <w:t xml:space="preserve">(a) Liquid Crystal Display</w:t>
       </w:r>
     </w:p>
     <w:p>
-      <w:pPr>
-        <w:spacing w:after="0" w:before="0"/>
-      </w:pPr>
       <w:r>
-        <w:rPr>
-          <w:b w:val="0"/>
-          <w:i w:val="0"/>
-          <w:sz w:val="22"/>
-        </w:rPr>
-        <w:t>(b) Narmada</w:t>
+        <w:t xml:space="preserve">(b) Light Crystal Display</w:t>
       </w:r>
     </w:p>
     <w:p>
-      <w:pPr>
-        <w:spacing w:after="0" w:before="0"/>
-      </w:pPr>
       <w:r>
-        <w:rPr>
-          <w:b w:val="0"/>
-          <w:i w:val="0"/>
-          <w:sz w:val="22"/>
-        </w:rPr>
-        <w:t>(c) Krishna</w:t>
+        <w:t xml:space="preserve">(c) Liquid Color Display</w:t>
       </w:r>
     </w:p>
     <w:p>
-      <w:pPr>
-        <w:spacing w:after="0" w:before="0"/>
-      </w:pPr>
       <w:r>
-        <w:rPr>
-          <w:b w:val="0"/>
-          <w:i w:val="0"/>
-          <w:sz w:val="22"/>
-        </w:rPr>
-        <w:t>(d) Kaveri</w:t>
+        <w:t xml:space="preserve">(d) Light Color Display</w:t>
       </w:r>
     </w:p>
     <w:p>
-      <w:pPr>
-        <w:spacing w:after="0" w:before="40"/>
-      </w:pPr>
       <w:r>
-        <w:rPr>
-          <w:b/>
-          <w:i w:val="0"/>
-          <w:sz w:val="22"/>
-        </w:rPr>
-        <w:t>Answer: a</w:t>
+        <w:t xml:space="preserve">Answer: a</w:t>
       </w:r>
     </w:p>
     <w:p>
-      <w:pPr>
-        <w:spacing w:after="0" w:before="0"/>
-      </w:pPr>
       <w:r>
-        <w:rPr>
-          <w:b w:val="0"/>
-          <w:i w:val="0"/>
-          <w:sz w:val="21"/>
-        </w:rPr>
-        <w:t>Solution: The Godavari, the longest river of peninsular India, is called the Dakshin Ganga (Ganga of the South). It rises in the Western Ghats and flows east into the Bay of Bengal.</w:t>
+        <w:t xml:space="preserve">Solution: LCD stands for Liquid Crystal Display, a flat-panel display technology used in monitors and televisions.</w:t>
       </w:r>
     </w:p>
     <w:p>
-      <w:pPr>
-        <w:spacing w:after="0" w:before="0"/>
-      </w:pPr>
       <w:r>
-        <w:rPr>
-          <w:b w:val="0"/>
-          <w:i w:val="0"/>
-          <w:sz w:val="20"/>
-        </w:rPr>
-        <w:t>Positive Marks: 1</w:t>
+        <w:t xml:space="preserve">Positive Marks: 1</w:t>
       </w:r>
     </w:p>
     <w:p>
-      <w:pPr>
-        <w:spacing w:after="160" w:before="0"/>
-      </w:pPr>
       <w:r>
-        <w:rPr>
-          <w:b w:val="0"/>
-          <w:i w:val="0"/>
-          <w:sz w:val="20"/>
-        </w:rPr>
-        <w:t>Negative Marks: 0.25</w:t>
+        <w:t xml:space="preserve">Negative Marks: 0.25</w:t>
       </w:r>
     </w:p>
     <w:p>
-      <w:pPr>
-        <w:spacing w:after="40" w:before="120"/>
-      </w:pPr>
       <w:r>
-        <w:rPr>
-          <w:b w:val="0"/>
-          <w:i w:val="0"/>
-          <w:sz w:val="22"/>
-        </w:rPr>
-        <w:t>Question: Which gas is commonly known as 'laughing gas'?</w:t>
+        <w:t xml:space="preserve">Question: The instrument used to measure blood pressure is:</w:t>
       </w:r>
     </w:p>
     <w:p>
-      <w:pPr>
-        <w:spacing w:after="0" w:before="0"/>
-      </w:pPr>
       <w:r>
-        <w:rPr>
-          <w:b w:val="0"/>
-          <w:i w:val="0"/>
-          <w:sz w:val="22"/>
-        </w:rPr>
-        <w:t>(a) Nitrous oxide</w:t>
+        <w:t xml:space="preserve">(a) Sphygmomanometer</w:t>
       </w:r>
     </w:p>
     <w:p>
-      <w:pPr>
-        <w:spacing w:after="0" w:before="0"/>
-      </w:pPr>
       <w:r>
-        <w:rPr>
-          <w:b w:val="0"/>
-          <w:i w:val="0"/>
-          <w:sz w:val="22"/>
-        </w:rPr>
-        <w:t>(b) Carbon dioxide</w:t>
+        <w:t xml:space="preserve">(b) Stethoscope</w:t>
       </w:r>
     </w:p>
     <w:p>
-      <w:pPr>
-        <w:spacing w:after="0" w:before="0"/>
-      </w:pPr>
       <w:r>
-        <w:rPr>
-          <w:b w:val="0"/>
-          <w:i w:val="0"/>
-          <w:sz w:val="22"/>
-        </w:rPr>
-        <w:t>(c) Oxygen</w:t>
+        <w:t xml:space="preserve">(c) Thermometer</w:t>
       </w:r>
     </w:p>
     <w:p>
-      <w:pPr>
-        <w:spacing w:after="0" w:before="0"/>
-      </w:pPr>
       <w:r>
-        <w:rPr>
-          <w:b w:val="0"/>
-          <w:i w:val="0"/>
-          <w:sz w:val="22"/>
-        </w:rPr>
-        <w:t>(d) Hydrogen</w:t>
+        <w:t xml:space="preserve">(d) Pulse oximeter</w:t>
       </w:r>
     </w:p>
     <w:p>
-      <w:pPr>
-        <w:spacing w:after="0" w:before="40"/>
-      </w:pPr>
       <w:r>
-        <w:rPr>
-          <w:b/>
-          <w:i w:val="0"/>
-          <w:sz w:val="22"/>
-        </w:rPr>
-        <w:t>Answer: a</w:t>
+        <w:t xml:space="preserve">Answer: a</w:t>
       </w:r>
     </w:p>
     <w:p>
-      <w:pPr>
-        <w:spacing w:after="0" w:before="0"/>
-      </w:pPr>
       <w:r>
-        <w:rPr>
-          <w:b w:val="0"/>
-          <w:i w:val="0"/>
-          <w:sz w:val="21"/>
-        </w:rPr>
-        <w:t>Solution: Nitrous oxide (N2O) is called laughing gas because inhaling it can produce euphoria and laughter; it is used as an anesthetic/analgesic agent.</w:t>
+        <w:t xml:space="preserve">Solution: A sphygmomanometer measures blood pressure. A stethoscope amplifies sounds, a thermometer measures temperature, and a pulse oximeter measures oxygen saturation.</w:t>
       </w:r>
     </w:p>
     <w:p>
-      <w:pPr>
-        <w:spacing w:after="0" w:before="0"/>
-      </w:pPr>
       <w:r>
-        <w:rPr>
-          <w:b w:val="0"/>
-          <w:i w:val="0"/>
-          <w:sz w:val="20"/>
-        </w:rPr>
-        <w:t>Positive Marks: 1</w:t>
+        <w:t xml:space="preserve">Positive Marks: 1</w:t>
       </w:r>
     </w:p>
     <w:p>
-      <w:pPr>
-        <w:spacing w:after="160" w:before="0"/>
-      </w:pPr>
       <w:r>
-        <w:rPr>
-          <w:b w:val="0"/>
-          <w:i w:val="0"/>
-          <w:sz w:val="20"/>
-        </w:rPr>
-        <w:t>Negative Marks: 0.25</w:t>
+        <w:t xml:space="preserve">Negative Marks: 0.25</w:t>
       </w:r>
     </w:p>
     <w:p>
-      <w:pPr>
-        <w:spacing w:after="40" w:before="120"/>
-      </w:pPr>
       <w:r>
-        <w:rPr>
-          <w:b w:val="0"/>
-          <w:i w:val="0"/>
-          <w:sz w:val="22"/>
-        </w:rPr>
-        <w:t>Question: Identify the smallest Indian state in terms of geographical area.</w:t>
+        <w:t xml:space="preserve"/>
       </w:r>
     </w:p>
     <w:p>
-      <w:pPr>
-        <w:spacing w:after="0" w:before="0"/>
-      </w:pPr>
       <w:r>
-        <w:rPr>
-          <w:b w:val="0"/>
-          <w:i w:val="0"/>
-          <w:sz w:val="22"/>
-        </w:rPr>
-        <w:t>(a) Sikkim</w:t>
+        <w:t xml:space="preserve">Question: The Battle of Buxar was fought in which year?</w:t>
       </w:r>
     </w:p>
     <w:p>
-      <w:pPr>
-        <w:spacing w:after="0" w:before="0"/>
-      </w:pPr>
       <w:r>
-        <w:rPr>
-          <w:b w:val="0"/>
-          <w:i w:val="0"/>
-          <w:sz w:val="22"/>
-        </w:rPr>
-        <w:t>(b) Tripura</w:t>
+        <w:t xml:space="preserve">(a) 1764</w:t>
       </w:r>
     </w:p>
     <w:p>
-      <w:pPr>
-        <w:spacing w:after="0" w:before="0"/>
-      </w:pPr>
       <w:r>
-        <w:rPr>
-          <w:b w:val="0"/>
-          <w:i w:val="0"/>
-          <w:sz w:val="22"/>
-        </w:rPr>
-        <w:t>(c) Goa</w:t>
+        <w:t xml:space="preserve">(b) 1757</w:t>
       </w:r>
     </w:p>
     <w:p>
-      <w:pPr>
-        <w:spacing w:after="0" w:before="0"/>
-      </w:pPr>
       <w:r>
-        <w:rPr>
-          <w:b w:val="0"/>
-          <w:i w:val="0"/>
-          <w:sz w:val="22"/>
-        </w:rPr>
-        <w:t>(d) Nagaland</w:t>
+        <w:t xml:space="preserve">(c) 1857</w:t>
       </w:r>
     </w:p>
     <w:p>
-      <w:pPr>
-        <w:spacing w:after="0" w:before="40"/>
-      </w:pPr>
       <w:r>
-        <w:rPr>
-          <w:b/>
-          <w:i w:val="0"/>
-          <w:sz w:val="22"/>
-        </w:rPr>
-        <w:t>Answer: c</w:t>
+        <w:t xml:space="preserve">(d) 1751</w:t>
       </w:r>
     </w:p>
     <w:p>
-      <w:pPr>
-        <w:spacing w:after="0" w:before="0"/>
-      </w:pPr>
       <w:r>
-        <w:rPr>
-          <w:b w:val="0"/>
-          <w:i w:val="0"/>
-          <w:sz w:val="21"/>
-        </w:rPr>
-        <w:t>Solution: Goa is the smallest state in India by area (about 3,702 sq km). Sikkim, Tripura, and Nagaland are all larger.</w:t>
+        <w:t xml:space="preserve">Answer: a</w:t>
       </w:r>
     </w:p>
     <w:p>
-      <w:pPr>
-        <w:spacing w:after="0" w:before="0"/>
-      </w:pPr>
       <w:r>
-        <w:rPr>
-          <w:b w:val="0"/>
-          <w:i w:val="0"/>
-          <w:sz w:val="20"/>
-        </w:rPr>
-        <w:t>Positive Marks: 1</w:t>
+        <w:t xml:space="preserve">Solution: The Battle of Buxar (1764) saw the British East India Company defeat the combined forces of Mir Qasim, Shuja-ud-Daula, and Shah Alam II, consolidating British power in Bengal and Bihar.</w:t>
       </w:r>
     </w:p>
     <w:p>
-      <w:pPr>
-        <w:spacing w:after="160" w:before="0"/>
-      </w:pPr>
       <w:r>
-        <w:rPr>
-          <w:b w:val="0"/>
-          <w:i w:val="0"/>
-          <w:sz w:val="20"/>
-        </w:rPr>
-        <w:t>Negative Marks: 0.25</w:t>
+        <w:t xml:space="preserve">Positive Marks: 1</w:t>
       </w:r>
     </w:p>
     <w:p>
-      <w:pPr>
-        <w:spacing w:after="40" w:before="120"/>
-      </w:pPr>
       <w:r>
-        <w:rPr>
-          <w:b w:val="0"/>
-          <w:i w:val="0"/>
-          <w:sz w:val="22"/>
-        </w:rPr>
-        <w:t>Question: Find the next number in the series: 3, 6, 11, 18, 27, ?</w:t>
+        <w:t xml:space="preserve">Negative Marks: 0.25</w:t>
       </w:r>
     </w:p>
     <w:p>
-      <w:pPr>
-        <w:spacing w:after="0" w:before="0"/>
-      </w:pPr>
       <w:r>
-        <w:rPr>
-          <w:b w:val="0"/>
-          <w:i w:val="0"/>
-          <w:sz w:val="22"/>
-        </w:rPr>
-        <w:t>(a) 36</w:t>
+        <w:t xml:space="preserve"/>
       </w:r>
     </w:p>
     <w:p>
-      <w:pPr>
-        <w:spacing w:after="0" w:before="0"/>
-      </w:pPr>
       <w:r>
-        <w:rPr>
-          <w:b w:val="0"/>
-          <w:i w:val="0"/>
-          <w:sz w:val="22"/>
-        </w:rPr>
-        <w:t>(b) 38</w:t>
+        <w:t xml:space="preserve">Question: Find the missing number: 2, 5, 10, 17, 26, ?</w:t>
       </w:r>
     </w:p>
     <w:p>
-      <w:pPr>
-        <w:spacing w:after="0" w:before="0"/>
-      </w:pPr>
       <w:r>
-        <w:rPr>
-          <w:b w:val="0"/>
-          <w:i w:val="0"/>
-          <w:sz w:val="22"/>
-        </w:rPr>
-        <w:t>(c) 40</w:t>
+        <w:t xml:space="preserve">(a) 37</w:t>
       </w:r>
     </w:p>
     <w:p>
-      <w:pPr>
-        <w:spacing w:after="0" w:before="0"/>
-      </w:pPr>
       <w:r>
-        <w:rPr>
-          <w:b w:val="0"/>
-          <w:i w:val="0"/>
-          <w:sz w:val="22"/>
-        </w:rPr>
-        <w:t>(d) 42</w:t>
+        <w:t xml:space="preserve">(b) 36</w:t>
       </w:r>
     </w:p>
     <w:p>
-      <w:pPr>
-        <w:spacing w:after="0" w:before="40"/>
-      </w:pPr>
       <w:r>
-        <w:rPr>
-          <w:b/>
-          <w:i w:val="0"/>
-          <w:sz w:val="22"/>
-        </w:rPr>
-        <w:t>Answer: b</w:t>
+        <w:t xml:space="preserve">(c) 35</w:t>
       </w:r>
     </w:p>
     <w:p>
-      <w:pPr>
-        <w:spacing w:after="0" w:before="0"/>
-      </w:pPr>
       <w:r>
-        <w:rPr>
-          <w:b w:val="0"/>
-          <w:i w:val="0"/>
-          <w:sz w:val="21"/>
-        </w:rPr>
-        <w:t>Solution: The differences increase by 2 each step: 3→6 (+3), 6→11 (+5), 11→18 (+7), 18→27 (+9), so the next is 27 + 11 = 38.</w:t>
+        <w:t xml:space="preserve">(d) 33</w:t>
       </w:r>
     </w:p>
     <w:p>
-      <w:pPr>
-        <w:spacing w:after="0" w:before="0"/>
-      </w:pPr>
       <w:r>
-        <w:rPr>
-          <w:b w:val="0"/>
-          <w:i w:val="0"/>
-          <w:sz w:val="20"/>
-        </w:rPr>
-        <w:t>Positive Marks: 1</w:t>
+        <w:t xml:space="preserve">Answer: a</w:t>
       </w:r>
     </w:p>
     <w:p>
-      <w:pPr>
-        <w:spacing w:after="160" w:before="0"/>
-      </w:pPr>
       <w:r>
-        <w:rPr>
-          <w:b w:val="0"/>
-          <w:i w:val="0"/>
-          <w:sz w:val="20"/>
-        </w:rPr>
-        <w:t>Negative Marks: 0.25</w:t>
+        <w:t xml:space="preserve">Solution: Differences are 3, 5, 7, 9 — odd numbers increasing by 2. The next difference is 11: 26 + 11 = 37.</w:t>
       </w:r>
     </w:p>
     <w:p>
-      <w:pPr>
-        <w:spacing w:after="40" w:before="120"/>
-      </w:pPr>
       <w:r>
-        <w:rPr>
-          <w:b w:val="0"/>
-          <w:i w:val="0"/>
-          <w:sz w:val="22"/>
-        </w:rPr>
-        <w:t>Question: Ophthalmologist : Eyes :: Dermatologist : ?</w:t>
+        <w:t xml:space="preserve">Positive Marks: 1</w:t>
       </w:r>
     </w:p>
     <w:p>
-      <w:pPr>
-        <w:spacing w:after="0" w:before="0"/>
-      </w:pPr>
       <w:r>
-        <w:rPr>
-          <w:b w:val="0"/>
-          <w:i w:val="0"/>
-          <w:sz w:val="22"/>
-        </w:rPr>
-        <w:t>(a) Skin</w:t>
+        <w:t xml:space="preserve">Negative Marks: 0.25</w:t>
       </w:r>
     </w:p>
     <w:p>
-      <w:pPr>
-        <w:spacing w:after="0" w:before="0"/>
-      </w:pPr>
       <w:r>
-        <w:rPr>
-          <w:b w:val="0"/>
-          <w:i w:val="0"/>
-          <w:sz w:val="22"/>
-        </w:rPr>
-        <w:t>(b) Heart</w:t>
+        <w:t xml:space="preserve"/>
       </w:r>
     </w:p>
     <w:p>
-      <w:pPr>
-        <w:spacing w:after="0" w:before="0"/>
-      </w:pPr>
       <w:r>
-        <w:rPr>
-          <w:b w:val="0"/>
-          <w:i w:val="0"/>
-          <w:sz w:val="22"/>
-        </w:rPr>
-        <w:t>(c) Kidney</w:t>
+        <w:t xml:space="preserve">Question: Which of the following is an example of application software?</w:t>
       </w:r>
     </w:p>
     <w:p>
-      <w:pPr>
-        <w:spacing w:after="0" w:before="0"/>
-      </w:pPr>
       <w:r>
-        <w:rPr>
-          <w:b w:val="0"/>
-          <w:i w:val="0"/>
-          <w:sz w:val="22"/>
-        </w:rPr>
-        <w:t>(d) Lungs</w:t>
+        <w:t xml:space="preserve">(a) Microsoft Excel</w:t>
       </w:r>
     </w:p>
     <w:p>
-      <w:pPr>
-        <w:spacing w:after="0" w:before="40"/>
-      </w:pPr>
       <w:r>
-        <w:rPr>
-          <w:b/>
-          <w:i w:val="0"/>
-          <w:sz w:val="22"/>
-        </w:rPr>
-        <w:t>Answer: a</w:t>
+        <w:t xml:space="preserve">(b) Windows 11</w:t>
       </w:r>
     </w:p>
     <w:p>
-      <w:pPr>
-        <w:spacing w:after="0" w:before="0"/>
-      </w:pPr>
       <w:r>
-        <w:rPr>
-          <w:b w:val="0"/>
-          <w:i w:val="0"/>
-          <w:sz w:val="21"/>
-        </w:rPr>
-        <w:t>Solution: An ophthalmologist specializes in the eyes; similarly, a dermatologist specializes in the skin. The relationship is specialist to organ/system.</w:t>
+        <w:t xml:space="preserve">(c) Linux kernel</w:t>
       </w:r>
     </w:p>
     <w:p>
-      <w:pPr>
-        <w:spacing w:after="0" w:before="0"/>
-      </w:pPr>
       <w:r>
-        <w:rPr>
-          <w:b w:val="0"/>
-          <w:i w:val="0"/>
-          <w:sz w:val="20"/>
-        </w:rPr>
-        <w:t>Positive Marks: 1</w:t>
+        <w:t xml:space="preserve">(d) BIOS</w:t>
       </w:r>
     </w:p>
     <w:p>
-      <w:pPr>
-        <w:spacing w:after="160" w:before="0"/>
-      </w:pPr>
       <w:r>
-        <w:rPr>
-          <w:b w:val="0"/>
-          <w:i w:val="0"/>
-          <w:sz w:val="20"/>
-        </w:rPr>
-        <w:t>Negative Marks: 0.25</w:t>
+        <w:t xml:space="preserve">Answer: a</w:t>
       </w:r>
     </w:p>
     <w:p>
-      <w:pPr>
-        <w:spacing w:after="40" w:before="120"/>
-      </w:pPr>
       <w:r>
-        <w:rPr>
-          <w:b w:val="0"/>
-          <w:i w:val="0"/>
-          <w:sz w:val="22"/>
-        </w:rPr>
-        <w:t>Question: Find the odd one out: Typhoid, Cholera, Malaria, Dysentery.</w:t>
+        <w:t xml:space="preserve">Solution: Microsoft Excel is application software. Windows, the Linux kernel, and BIOS are system software.</w:t>
       </w:r>
     </w:p>
     <w:p>
-      <w:pPr>
-        <w:spacing w:after="0" w:before="0"/>
-      </w:pPr>
       <w:r>
-        <w:rPr>
-          <w:b w:val="0"/>
-          <w:i w:val="0"/>
-          <w:sz w:val="22"/>
-        </w:rPr>
-        <w:t>(a) Typhoid</w:t>
+        <w:t xml:space="preserve">Positive Marks: 1</w:t>
       </w:r>
     </w:p>
     <w:p>
-      <w:pPr>
-        <w:spacing w:after="0" w:before="0"/>
-      </w:pPr>
       <w:r>
-        <w:rPr>
-          <w:b w:val="0"/>
-          <w:i w:val="0"/>
-          <w:sz w:val="22"/>
-        </w:rPr>
-        <w:t>(b) Cholera</w:t>
+        <w:t xml:space="preserve">Negative Marks: 0.25</w:t>
       </w:r>
     </w:p>
     <w:p>
-      <w:pPr>
-        <w:spacing w:after="0" w:before="0"/>
-      </w:pPr>
       <w:r>
-        <w:rPr>
-          <w:b w:val="0"/>
-          <w:i w:val="0"/>
-          <w:sz w:val="22"/>
-        </w:rPr>
-        <w:t>(c) Malaria</w:t>
+        <w:t xml:space="preserve"/>
       </w:r>
     </w:p>
     <w:p>
-      <w:pPr>
-        <w:spacing w:after="0" w:before="0"/>
-      </w:pPr>
       <w:r>
-        <w:rPr>
-          <w:b w:val="0"/>
-          <w:i w:val="0"/>
-          <w:sz w:val="22"/>
-        </w:rPr>
-        <w:t>(d) Dysentery</w:t>
+        <w:t xml:space="preserve">Question: Which Indian city is known as the "Silicon Valley of India"?</w:t>
       </w:r>
     </w:p>
     <w:p>
-      <w:pPr>
-        <w:spacing w:after="0" w:before="40"/>
-      </w:pPr>
       <w:r>
-        <w:rPr>
-          <w:b/>
-          <w:i w:val="0"/>
-          <w:sz w:val="22"/>
-        </w:rPr>
-        <w:t>Answer: c</w:t>
+        <w:t xml:space="preserve">(a) Bengaluru</w:t>
       </w:r>
     </w:p>
     <w:p>
-      <w:pPr>
-        <w:spacing w:after="0" w:before="0"/>
-      </w:pPr>
       <w:r>
-        <w:rPr>
-          <w:b w:val="0"/>
-          <w:i w:val="0"/>
-          <w:sz w:val="21"/>
-        </w:rPr>
-        <w:t>Solution: Typhoid, cholera, and dysentery are bacterial diseases spread through contaminated food and water, while malaria is a protozoal disease transmitted by the Anopheles mosquito.</w:t>
+        <w:t xml:space="preserve">(b) Hyderabad</w:t>
       </w:r>
     </w:p>
     <w:p>
-      <w:pPr>
-        <w:spacing w:after="0" w:before="0"/>
-      </w:pPr>
       <w:r>
-        <w:rPr>
-          <w:b w:val="0"/>
-          <w:i w:val="0"/>
-          <w:sz w:val="20"/>
-        </w:rPr>
-        <w:t>Positive Marks: 1</w:t>
+        <w:t xml:space="preserve">(c) Pune</w:t>
       </w:r>
     </w:p>
     <w:p>
-      <w:pPr>
-        <w:spacing w:after="160" w:before="0"/>
-      </w:pPr>
       <w:r>
-        <w:rPr>
-          <w:b w:val="0"/>
-          <w:i w:val="0"/>
-          <w:sz w:val="20"/>
-        </w:rPr>
-        <w:t>Negative Marks: 0.25</w:t>
+        <w:t xml:space="preserve">(d) Chennai</w:t>
       </w:r>
     </w:p>
     <w:p>
-      <w:pPr>
-        <w:spacing w:after="40" w:before="120"/>
-      </w:pPr>
       <w:r>
-        <w:rPr>
-          <w:b w:val="0"/>
-          <w:i w:val="0"/>
-          <w:sz w:val="22"/>
-        </w:rPr>
-        <w:t>Question: Identify the smallest bone in the human body.</w:t>
+        <w:t xml:space="preserve">Answer: a</w:t>
       </w:r>
     </w:p>
     <w:p>
-      <w:pPr>
-        <w:spacing w:after="0" w:before="0"/>
-      </w:pPr>
       <w:r>
-        <w:rPr>
-          <w:b w:val="0"/>
-          <w:i w:val="0"/>
-          <w:sz w:val="22"/>
-        </w:rPr>
-        <w:t>(a) Stapes</w:t>
+        <w:t xml:space="preserve">Solution: Bengaluru is called the "Silicon Valley of India" for its concentration of IT and technology companies.</w:t>
       </w:r>
     </w:p>
     <w:p>
-      <w:pPr>
-        <w:spacing w:after="0" w:before="0"/>
-      </w:pPr>
       <w:r>
-        <w:rPr>
-          <w:b w:val="0"/>
-          <w:i w:val="0"/>
-          <w:sz w:val="22"/>
-        </w:rPr>
-        <w:t>(b) Femur</w:t>
+        <w:t xml:space="preserve">Positive Marks: 1</w:t>
       </w:r>
     </w:p>
     <w:p>
-      <w:pPr>
-        <w:spacing w:after="0" w:before="0"/>
-      </w:pPr>
       <w:r>
-        <w:rPr>
-          <w:b w:val="0"/>
-          <w:i w:val="0"/>
-          <w:sz w:val="22"/>
-        </w:rPr>
-        <w:t>(c) Tibia</w:t>
+        <w:t xml:space="preserve">Negative Marks: 0.25</w:t>
       </w:r>
     </w:p>
     <w:p>
-      <w:pPr>
-        <w:spacing w:after="0" w:before="0"/>
-      </w:pPr>
       <w:r>
-        <w:rPr>
-          <w:b w:val="0"/>
-          <w:i w:val="0"/>
-          <w:sz w:val="22"/>
-        </w:rPr>
-        <w:t>(d) Radius</w:t>
+        <w:t xml:space="preserve"/>
       </w:r>
     </w:p>
     <w:p>
-      <w:pPr>
-        <w:spacing w:after="0" w:before="40"/>
-      </w:pPr>
       <w:r>
-        <w:rPr>
-          <w:b/>
-          <w:i w:val="0"/>
-          <w:sz w:val="22"/>
-        </w:rPr>
-        <w:t>Answer: a</w:t>
+        <w:t xml:space="preserve">Question: A man buys a watch for ₹1200 and sells it for ₹1500. What is the profit percentage?</w:t>
       </w:r>
     </w:p>
     <w:p>
-      <w:pPr>
-        <w:spacing w:after="0" w:before="0"/>
-      </w:pPr>
       <w:r>
-        <w:rPr>
-          <w:b w:val="0"/>
-          <w:i w:val="0"/>
-          <w:sz w:val="21"/>
-        </w:rPr>
-        <w:t>Solution: The stapes, located in the middle ear, is the smallest bone in the human body (about 3 mm). The femur is the longest and strongest bone.</w:t>
+        <w:t xml:space="preserve">(a) 25%</w:t>
       </w:r>
     </w:p>
     <w:p>
-      <w:pPr>
-        <w:spacing w:after="0" w:before="0"/>
-      </w:pPr>
       <w:r>
-        <w:rPr>
-          <w:b w:val="0"/>
-          <w:i w:val="0"/>
-          <w:sz w:val="20"/>
-        </w:rPr>
-        <w:t>Positive Marks: 1</w:t>
+        <w:t xml:space="preserve">(b) 20%</w:t>
       </w:r>
     </w:p>
     <w:p>
-      <w:pPr>
-        <w:spacing w:after="160" w:before="0"/>
-      </w:pPr>
       <w:r>
-        <w:rPr>
-          <w:b w:val="0"/>
-          <w:i w:val="0"/>
-          <w:sz w:val="20"/>
-        </w:rPr>
-        <w:t>Negative Marks: 0.25</w:t>
+        <w:t xml:space="preserve">(c) 30%</w:t>
       </w:r>
     </w:p>
     <w:p>
-      <w:pPr>
-        <w:spacing w:after="40" w:before="120"/>
-      </w:pPr>
       <w:r>
-        <w:rPr>
-          <w:b w:val="0"/>
-          <w:i w:val="0"/>
-          <w:sz w:val="22"/>
-        </w:rPr>
-        <w:t>Question: Which vitamins are fat-soluble?</w:t>
+        <w:t xml:space="preserve">(d) 15%</w:t>
       </w:r>
     </w:p>
     <w:p>
-      <w:pPr>
-        <w:spacing w:after="0" w:before="0"/>
-      </w:pPr>
       <w:r>
-        <w:rPr>
-          <w:b w:val="0"/>
-          <w:i w:val="0"/>
-          <w:sz w:val="22"/>
-        </w:rPr>
-        <w:t>(a) Vitamin B complex and C</w:t>
+        <w:t xml:space="preserve">Answer: a</w:t>
       </w:r>
     </w:p>
     <w:p>
-      <w:pPr>
-        <w:spacing w:after="0" w:before="0"/>
-      </w:pPr>
       <w:r>
-        <w:rPr>
-          <w:b w:val="0"/>
-          <w:i w:val="0"/>
-          <w:sz w:val="22"/>
-        </w:rPr>
-        <w:t>(b) Vitamins A, D, E, and K</w:t>
+        <w:t xml:space="preserve">Solution: Profit = 1500 − 1200 = ₹300. Profit % = (300 ÷ 1200) × 100 = 25%.</w:t>
       </w:r>
     </w:p>
     <w:p>
-      <w:pPr>
-        <w:spacing w:after="0" w:before="0"/>
-      </w:pPr>
       <w:r>
-        <w:rPr>
-          <w:b w:val="0"/>
-          <w:i w:val="0"/>
-          <w:sz w:val="22"/>
-        </w:rPr>
-        <w:t>(c) Vitamins B1 and B2</w:t>
+        <w:t xml:space="preserve">Positive Marks: 1</w:t>
       </w:r>
     </w:p>
     <w:p>
-      <w:pPr>
-        <w:spacing w:after="0" w:before="0"/>
-      </w:pPr>
       <w:r>
-        <w:rPr>
-          <w:b w:val="0"/>
-          <w:i w:val="0"/>
-          <w:sz w:val="22"/>
-        </w:rPr>
-        <w:t>(d) Vitamin C and folate</w:t>
+        <w:t xml:space="preserve">Negative Marks: 0.25</w:t>
       </w:r>
     </w:p>
     <w:p>
-      <w:pPr>
-        <w:spacing w:after="0" w:before="40"/>
-      </w:pPr>
       <w:r>
-        <w:rPr>
-          <w:b/>
-          <w:i w:val="0"/>
-          <w:sz w:val="22"/>
-        </w:rPr>
-        <w:t>Answer: b</w:t>
+        <w:t xml:space="preserve"/>
       </w:r>
     </w:p>
     <w:p>
-      <w:pPr>
-        <w:spacing w:after="0" w:before="0"/>
-      </w:pPr>
       <w:r>
-        <w:rPr>
-          <w:b w:val="0"/>
-          <w:i w:val="0"/>
-          <w:sz w:val="21"/>
-        </w:rPr>
-        <w:t>Solution: Vitamins A, D, E, and K are fat-soluble; they are stored in the body's fatty tissues and liver, so excess can accumulate. The B complex and vitamin C are water-soluble.</w:t>
+        <w:t xml:space="preserve">Question: The National Institute of Nursing Education (NINE) is located in:</w:t>
       </w:r>
     </w:p>
     <w:p>
-      <w:pPr>
-        <w:spacing w:after="0" w:before="0"/>
-      </w:pPr>
       <w:r>
-        <w:rPr>
-          <w:b w:val="0"/>
-          <w:i w:val="0"/>
-          <w:sz w:val="20"/>
-        </w:rPr>
-        <w:t>Positive Marks: 1</w:t>
+        <w:t xml:space="preserve">(a) Chandigarh (PGIMER)</w:t>
       </w:r>
     </w:p>
     <w:p>
-      <w:pPr>
-        <w:spacing w:after="160" w:before="0"/>
-      </w:pPr>
       <w:r>
-        <w:rPr>
-          <w:b w:val="0"/>
-          <w:i w:val="0"/>
-          <w:sz w:val="20"/>
-        </w:rPr>
-        <w:t>Negative Marks: 0.25</w:t>
+        <w:t xml:space="preserve">(b) New Delhi (AIIMS)</w:t>
       </w:r>
     </w:p>
     <w:p>
-      <w:pPr>
-        <w:spacing w:after="40" w:before="120"/>
-      </w:pPr>
       <w:r>
-        <w:rPr>
-          <w:b w:val="0"/>
-          <w:i w:val="0"/>
-          <w:sz w:val="22"/>
-        </w:rPr>
-        <w:t>Question: Which gas do green plants absorb from the atmosphere during photosynthesis?</w:t>
+        <w:t xml:space="preserve">(c) Vellore (CMC)</w:t>
       </w:r>
     </w:p>
     <w:p>
-      <w:pPr>
-        <w:spacing w:after="0" w:before="0"/>
-      </w:pPr>
       <w:r>
-        <w:rPr>
-          <w:b w:val="0"/>
-          <w:i w:val="0"/>
-          <w:sz w:val="22"/>
-        </w:rPr>
-        <w:t>(a) Oxygen</w:t>
+        <w:t xml:space="preserve">(d) Mumbai</w:t>
       </w:r>
     </w:p>
     <w:p>
-      <w:pPr>
-        <w:spacing w:after="0" w:before="0"/>
-      </w:pPr>
       <w:r>
-        <w:rPr>
-          <w:b w:val="0"/>
-          <w:i w:val="0"/>
-          <w:sz w:val="22"/>
-        </w:rPr>
-        <w:t>(b) Carbon dioxide</w:t>
+        <w:t xml:space="preserve">Answer: a</w:t>
       </w:r>
     </w:p>
     <w:p>
-      <w:pPr>
-        <w:spacing w:after="0" w:before="0"/>
-      </w:pPr>
       <w:r>
-        <w:rPr>
-          <w:b w:val="0"/>
-          <w:i w:val="0"/>
-          <w:sz w:val="22"/>
-        </w:rPr>
-        <w:t>(c) Nitrogen</w:t>
+        <w:t xml:space="preserve">Solution: The National Institute of Nursing Education (NINE) is affiliated with the Postgraduate Institute of Medical Education and Research (PGIMER), Chandigarh.</w:t>
       </w:r>
     </w:p>
     <w:p>
-      <w:pPr>
-        <w:spacing w:after="0" w:before="0"/>
-      </w:pPr>
       <w:r>
-        <w:rPr>
-          <w:b w:val="0"/>
-          <w:i w:val="0"/>
-          <w:sz w:val="22"/>
-        </w:rPr>
-        <w:t>(d) Hydrogen</w:t>
+        <w:t xml:space="preserve">Positive Marks: 1</w:t>
       </w:r>
     </w:p>
     <w:p>
-      <w:pPr>
-        <w:spacing w:after="0" w:before="40"/>
-      </w:pPr>
       <w:r>
-        <w:rPr>
-          <w:b/>
-          <w:i w:val="0"/>
-          <w:sz w:val="22"/>
-        </w:rPr>
-        <w:t>Answer: b</w:t>
+        <w:t xml:space="preserve">Negative Marks: 0.25</w:t>
       </w:r>
     </w:p>
     <w:p>
-      <w:pPr>
-        <w:spacing w:after="0" w:before="0"/>
-      </w:pPr>
       <w:r>
-        <w:rPr>
-          <w:b w:val="0"/>
-          <w:i w:val="0"/>
-          <w:sz w:val="21"/>
-        </w:rPr>
-        <w:t>Solution: During photosynthesis, plants absorb carbon dioxide and water and, using sunlight and chlorophyll, produce glucose and release oxygen.</w:t>
+        <w:t xml:space="preserve"/>
       </w:r>
     </w:p>
     <w:p>
-      <w:pPr>
-        <w:spacing w:after="0" w:before="0"/>
-      </w:pPr>
       <w:r>
-        <w:rPr>
-          <w:b w:val="0"/>
-          <w:i w:val="0"/>
-          <w:sz w:val="20"/>
-        </w:rPr>
-        <w:t>Positive Marks: 1</w:t>
+        <w:t xml:space="preserve">Question: In the binary number system, the value of 1110 is:</w:t>
       </w:r>
     </w:p>
     <w:p>
-      <w:pPr>
-        <w:spacing w:after="160" w:before="0"/>
-      </w:pPr>
       <w:r>
-        <w:rPr>
-          <w:b w:val="0"/>
-          <w:i w:val="0"/>
-          <w:sz w:val="20"/>
-        </w:rPr>
-        <w:t>Negative Marks: 0.25</w:t>
+        <w:t xml:space="preserve">(a) 14</w:t>
       </w:r>
     </w:p>
     <w:p>
-      <w:pPr>
-        <w:spacing w:after="40" w:before="120"/>
-      </w:pPr>
       <w:r>
-        <w:rPr>
-          <w:b w:val="0"/>
-          <w:i w:val="0"/>
-          <w:sz w:val="22"/>
-        </w:rPr>
-        <w:t>Question: Identify the non-renewable natural resource among the following.</w:t>
+        <w:t xml:space="preserve">(b) 12</w:t>
       </w:r>
     </w:p>
     <w:p>
-      <w:pPr>
-        <w:spacing w:after="0" w:before="0"/>
-      </w:pPr>
       <w:r>
-        <w:rPr>
-          <w:b w:val="0"/>
-          <w:i w:val="0"/>
-          <w:sz w:val="22"/>
-        </w:rPr>
-        <w:t>(a) Solar energy</w:t>
+        <w:t xml:space="preserve">(c) 16</w:t>
       </w:r>
     </w:p>
     <w:p>
-      <w:pPr>
-        <w:spacing w:after="0" w:before="0"/>
-      </w:pPr>
       <w:r>
-        <w:rPr>
-          <w:b w:val="0"/>
-          <w:i w:val="0"/>
-          <w:sz w:val="22"/>
-        </w:rPr>
-        <w:t>(b) Coal</w:t>
+        <w:t xml:space="preserve">(d) 10</w:t>
       </w:r>
     </w:p>
     <w:p>
-      <w:pPr>
-        <w:spacing w:after="0" w:before="0"/>
-      </w:pPr>
       <w:r>
-        <w:rPr>
-          <w:b w:val="0"/>
-          <w:i w:val="0"/>
-          <w:sz w:val="22"/>
-        </w:rPr>
-        <w:t>(c) Wind energy</w:t>
+        <w:t xml:space="preserve">Answer: a</w:t>
       </w:r>
     </w:p>
     <w:p>
-      <w:pPr>
-        <w:spacing w:after="0" w:before="0"/>
-      </w:pPr>
       <w:r>
-        <w:rPr>
-          <w:b w:val="0"/>
-          <w:i w:val="0"/>
-          <w:sz w:val="22"/>
-        </w:rPr>
-        <w:t>(d) Forests</w:t>
+        <w:t xml:space="preserve">Solution: 1110₂ = 1×8 + 1×4 + 1×2 + 0×1 = 8+4+2 = 14.</w:t>
       </w:r>
     </w:p>
     <w:p>
-      <w:pPr>
-        <w:spacing w:after="0" w:before="40"/>
-      </w:pPr>
       <w:r>
-        <w:rPr>
-          <w:b/>
-          <w:i w:val="0"/>
-          <w:sz w:val="22"/>
-        </w:rPr>
-        <w:t>Answer: b</w:t>
+        <w:t xml:space="preserve">Positive Marks: 1</w:t>
       </w:r>
     </w:p>
     <w:p>
-      <w:pPr>
-        <w:spacing w:after="0" w:before="0"/>
-      </w:pPr>
       <w:r>
-        <w:rPr>
-          <w:b w:val="0"/>
-          <w:i w:val="0"/>
-          <w:sz w:val="21"/>
-        </w:rPr>
-        <w:t>Solution: Coal, petroleum, and natural gas are non-renewable fossil fuels that take millions of years to form. Solar, wind, and forests are renewable resources.</w:t>
+        <w:t xml:space="preserve">Negative Marks: 0.25</w:t>
       </w:r>
     </w:p>
     <w:p>
-      <w:pPr>
-        <w:spacing w:after="0" w:before="0"/>
-      </w:pPr>
       <w:r>
-        <w:rPr>
-          <w:b w:val="0"/>
-          <w:i w:val="0"/>
-          <w:sz w:val="20"/>
-        </w:rPr>
-        <w:t>Positive Marks: 1</w:t>
+        <w:t xml:space="preserve"/>
       </w:r>
     </w:p>
     <w:p>
-      <w:pPr>
-        <w:spacing w:after="160" w:before="0"/>
-      </w:pPr>
       <w:r>
-        <w:rPr>
-          <w:b w:val="0"/>
-          <w:i w:val="0"/>
-          <w:sz w:val="20"/>
-        </w:rPr>
-        <w:t>Negative Marks: 0.25</w:t>
+        <w:t xml:space="preserve">Question: The largest continent in the world is:</w:t>
+      </w:r>
+    </w:p>
+    <w:p>
+      <w:r>
+        <w:t xml:space="preserve">(a) Asia</w:t>
+      </w:r>
+    </w:p>
+    <w:p>
+      <w:r>
+        <w:t xml:space="preserve">(b) Africa</w:t>
+      </w:r>
+    </w:p>
+    <w:p>
+      <w:r>
+        <w:t xml:space="preserve">(c) North America</w:t>
+      </w:r>
+    </w:p>
+    <w:p>
+      <w:r>
+        <w:t xml:space="preserve">(d) Europe</w:t>
+      </w:r>
+    </w:p>
+    <w:p>
+      <w:r>
+        <w:t xml:space="preserve">Answer: a</w:t>
+      </w:r>
+    </w:p>
+    <w:p>
+      <w:r>
+        <w:t xml:space="preserve">Solution: Asia is the largest continent, covering about 30% of the Earth's land area and containing about 60% of its population.</w:t>
+      </w:r>
+    </w:p>
+    <w:p>
+      <w:r>
+        <w:t xml:space="preserve">Positive Marks: 1</w:t>
+      </w:r>
+    </w:p>
+    <w:p>
+      <w:r>
+        <w:t xml:space="preserve">Negative Marks: 0.25</w:t>
+      </w:r>
+    </w:p>
+    <w:p>
+      <w:r>
+        <w:t xml:space="preserve"/>
+      </w:r>
+    </w:p>
+    <w:p>
+      <w:r>
+        <w:t xml:space="preserve">Question: What does "www" stand for?</w:t>
+      </w:r>
+    </w:p>
+    <w:p>
+      <w:r>
+        <w:t xml:space="preserve">(a) World Wide Web</w:t>
+      </w:r>
+    </w:p>
+    <w:p>
+      <w:r>
+        <w:t xml:space="preserve">(b) World Wide Window</w:t>
+      </w:r>
+    </w:p>
+    <w:p>
+      <w:r>
+        <w:t xml:space="preserve">(c) Web World Wide</w:t>
+      </w:r>
+    </w:p>
+    <w:p>
+      <w:r>
+        <w:t xml:space="preserve">(d) Wide World Web</w:t>
+      </w:r>
+    </w:p>
+    <w:p>
+      <w:r>
+        <w:t xml:space="preserve">Answer: a</w:t>
+      </w:r>
+    </w:p>
+    <w:p>
+      <w:r>
+        <w:t xml:space="preserve">Solution: www stands for World Wide Web — the system of interlinked hypertext documents accessed via the internet.</w:t>
+      </w:r>
+    </w:p>
+    <w:p>
+      <w:r>
+        <w:t xml:space="preserve">Positive Marks: 1</w:t>
+      </w:r>
+    </w:p>
+    <w:p>
+      <w:r>
+        <w:t xml:space="preserve">Negative Marks: 0.25</w:t>
       </w:r>
     </w:p>
     <w:sectPr>
       <w:pgSz w:w="12240" w:h="15840"/>
-      <w:pgMar w:top="864" w:right="1008" w:bottom="864" w:left="1008" w:header="720" w:footer="720" w:gutter="0"/>
+      <w:pgMar w:top="1440" w:right="1800" w:bottom="1440" w:left="1800" w:header="720" w:footer="720" w:gutter="0"/>
       <w:cols w:space="720"/>
       <w:docGrid w:linePitch="360"/>
     </w:sectPr>
@@ -2715,10 +1365,6 @@
     <w:name w:val="Normal"/>
     <w:qFormat/>
     <w:rsid w:val="00FC693F"/>
-    <w:rPr>
-      <w:rFonts w:ascii="Calibri" w:hAnsi="Calibri"/>
-      <w:sz w:val="22"/>
-    </w:rPr>
   </w:style>
   <w:style w:type="paragraph" w:styleId="Header">
     <w:name w:val="header"/>
